--- a/S8/FW/tp fw nicolas vera.docx
+++ b/S8/FW/tp fw nicolas vera.docx
@@ -9,6 +9,9 @@
     </w:p>
     <w:p>
       <w:r>
+        <w:rPr>
+          <w:noProof/>
+        </w:rPr>
         <w:drawing>
           <wp:inline distT="0" distB="0" distL="0" distR="0" wp14:anchorId="027EE908" wp14:editId="373FC58D">
             <wp:extent cx="5760720" cy="1053465"/>
@@ -54,6 +57,9 @@
     </w:p>
     <w:p>
       <w:r>
+        <w:rPr>
+          <w:noProof/>
+        </w:rPr>
         <w:drawing>
           <wp:inline distT="0" distB="0" distL="0" distR="0" wp14:anchorId="3CAA0FEF" wp14:editId="0AF66623">
             <wp:extent cx="5760720" cy="1083945"/>
@@ -94,6 +100,9 @@
     <w:p/>
     <w:p>
       <w:r>
+        <w:rPr>
+          <w:noProof/>
+        </w:rPr>
         <w:drawing>
           <wp:inline distT="0" distB="0" distL="0" distR="0" wp14:anchorId="229EAD75" wp14:editId="72E70796">
             <wp:extent cx="4920936" cy="4457700"/>
@@ -144,6 +153,9 @@
     </w:p>
     <w:p>
       <w:r>
+        <w:rPr>
+          <w:noProof/>
+        </w:rPr>
         <w:lastRenderedPageBreak/>
         <w:drawing>
           <wp:inline distT="0" distB="0" distL="0" distR="0" wp14:anchorId="51927FE7" wp14:editId="768EF710">
@@ -184,27 +196,14 @@
     </w:p>
     <w:p>
       <w:r>
-        <w:t xml:space="preserve">Création de l’application en standalone avec du </w:t>
-      </w:r>
-      <w:proofErr w:type="spellStart"/>
-      <w:r>
-        <w:t>routing</w:t>
-      </w:r>
-      <w:proofErr w:type="spellEnd"/>
-      <w:r>
-        <w:t xml:space="preserve"> et un style en </w:t>
-      </w:r>
-      <w:proofErr w:type="spellStart"/>
-      <w:r>
-        <w:t>css</w:t>
-      </w:r>
-      <w:proofErr w:type="spellEnd"/>
-      <w:r>
-        <w:t xml:space="preserve"> sans SSR</w:t>
-      </w:r>
-    </w:p>
-    <w:p>
-      <w:r>
+        <w:t>Création de l’application en standalone avec du routing et un style en css sans SSR</w:t>
+      </w:r>
+    </w:p>
+    <w:p>
+      <w:r>
+        <w:rPr>
+          <w:noProof/>
+        </w:rPr>
         <w:drawing>
           <wp:inline distT="0" distB="0" distL="0" distR="0" wp14:anchorId="1CE087DA" wp14:editId="402AC121">
             <wp:extent cx="5760720" cy="3062605"/>
@@ -244,16 +243,14 @@
     </w:p>
     <w:p>
       <w:r>
-        <w:t xml:space="preserve">Lancement du server sans hot </w:t>
-      </w:r>
-      <w:proofErr w:type="spellStart"/>
-      <w:r>
-        <w:t>reload</w:t>
-      </w:r>
-      <w:proofErr w:type="spellEnd"/>
-    </w:p>
-    <w:p>
-      <w:r>
+        <w:t>Lancement du server sans hot reload</w:t>
+      </w:r>
+    </w:p>
+    <w:p>
+      <w:r>
+        <w:rPr>
+          <w:noProof/>
+        </w:rPr>
         <w:lastRenderedPageBreak/>
         <w:drawing>
           <wp:inline distT="0" distB="0" distL="0" distR="0" wp14:anchorId="7BA226AB" wp14:editId="5371EC4A">
@@ -300,6 +297,9 @@
     </w:p>
     <w:p>
       <w:r>
+        <w:rPr>
+          <w:noProof/>
+        </w:rPr>
         <w:lastRenderedPageBreak/>
         <w:drawing>
           <wp:inline distT="0" distB="0" distL="0" distR="0" wp14:anchorId="69D2F494" wp14:editId="5CFDC348">
@@ -360,6 +360,9 @@
     </w:p>
     <w:p>
       <w:r>
+        <w:rPr>
+          <w:noProof/>
+        </w:rPr>
         <w:drawing>
           <wp:inline distT="0" distB="0" distL="0" distR="0" wp14:anchorId="7B9E545B" wp14:editId="041726AA">
             <wp:extent cx="4706007" cy="1981477"/>
@@ -411,6 +414,9 @@
         <w:t xml:space="preserve"> </w:t>
       </w:r>
       <w:r>
+        <w:rPr>
+          <w:noProof/>
+        </w:rPr>
         <w:drawing>
           <wp:inline distT="0" distB="0" distL="0" distR="0" wp14:anchorId="265CCBBD" wp14:editId="2DB0E6CD">
             <wp:extent cx="5760720" cy="2875915"/>
@@ -455,6 +461,9 @@
     </w:p>
     <w:p>
       <w:r>
+        <w:rPr>
+          <w:noProof/>
+        </w:rPr>
         <w:lastRenderedPageBreak/>
         <w:drawing>
           <wp:inline distT="0" distB="0" distL="0" distR="0" wp14:anchorId="41D38D5D" wp14:editId="6BE2F1EA">
@@ -501,6 +510,9 @@
     </w:p>
     <w:p>
       <w:r>
+        <w:rPr>
+          <w:noProof/>
+        </w:rPr>
         <w:drawing>
           <wp:inline distT="0" distB="0" distL="0" distR="0" wp14:anchorId="500D586D" wp14:editId="7252B8F1">
             <wp:extent cx="2200275" cy="746292"/>
@@ -538,6 +550,9 @@
         </w:drawing>
       </w:r>
       <w:r>
+        <w:rPr>
+          <w:noProof/>
+        </w:rPr>
         <w:drawing>
           <wp:inline distT="0" distB="0" distL="0" distR="0" wp14:anchorId="55FA2CE2" wp14:editId="5B610FE0">
             <wp:extent cx="2447925" cy="1481639"/>
@@ -576,11 +591,9 @@
       </w:r>
     </w:p>
     <w:p>
-      <w:proofErr w:type="spellStart"/>
       <w:r>
         <w:t>Navbar</w:t>
       </w:r>
-      <w:proofErr w:type="spellEnd"/>
     </w:p>
     <w:p/>
     <w:p>
@@ -590,6 +603,9 @@
     </w:p>
     <w:p>
       <w:r>
+        <w:rPr>
+          <w:noProof/>
+        </w:rPr>
         <w:drawing>
           <wp:inline distT="0" distB="0" distL="0" distR="0" wp14:anchorId="204D697C" wp14:editId="4DF6F9DB">
             <wp:extent cx="5760720" cy="2853055"/>
@@ -629,6 +645,9 @@
     </w:p>
     <w:p>
       <w:r>
+        <w:rPr>
+          <w:noProof/>
+        </w:rPr>
         <w:drawing>
           <wp:inline distT="0" distB="0" distL="0" distR="0" wp14:anchorId="6C2B5F66" wp14:editId="56F7B374">
             <wp:extent cx="5201376" cy="2324424"/>
@@ -668,21 +687,8 @@
     </w:p>
     <w:p>
       <w:r>
-        <w:t xml:space="preserve">Création d’une boucle for sans besoin de </w:t>
-      </w:r>
-      <w:proofErr w:type="spellStart"/>
-      <w:r>
-        <w:t>CommonModule</w:t>
-      </w:r>
-      <w:proofErr w:type="spellEnd"/>
-      <w:r>
-        <w:t xml:space="preserve"> car @for est compris nativement par l’interpréteur </w:t>
-      </w:r>
-      <w:proofErr w:type="spellStart"/>
-      <w:r>
-        <w:t>angular</w:t>
-      </w:r>
-      <w:proofErr w:type="spellEnd"/>
+        <w:t>Création d’une boucle for sans besoin de CommonModule car @for est compris nativement par l’interpréteur angular</w:t>
+      </w:r>
     </w:p>
     <w:p/>
     <w:p>
@@ -695,6 +701,9 @@
         <w:t xml:space="preserve"> </w:t>
       </w:r>
       <w:r>
+        <w:rPr>
+          <w:noProof/>
+        </w:rPr>
         <w:drawing>
           <wp:inline distT="0" distB="0" distL="0" distR="0" wp14:anchorId="4F609CEF" wp14:editId="48716F04">
             <wp:extent cx="4810144" cy="800100"/>
@@ -732,6 +741,9 @@
         </w:drawing>
       </w:r>
       <w:r>
+        <w:rPr>
+          <w:noProof/>
+        </w:rPr>
         <w:drawing>
           <wp:inline distT="0" distB="0" distL="0" distR="0" wp14:anchorId="4BA6D3EE" wp14:editId="5A1D1CC3">
             <wp:extent cx="3886200" cy="321617"/>
@@ -771,6 +783,9 @@
     </w:p>
     <w:p>
       <w:r>
+        <w:rPr>
+          <w:noProof/>
+        </w:rPr>
         <w:lastRenderedPageBreak/>
         <w:drawing>
           <wp:inline distT="0" distB="0" distL="0" distR="0" wp14:anchorId="06EB0FFB" wp14:editId="02D0D0A0">
@@ -810,14 +825,15 @@
       </w:r>
     </w:p>
     <w:p>
-      <w:proofErr w:type="spellStart"/>
       <w:r>
         <w:t>app.ts</w:t>
       </w:r>
-      <w:proofErr w:type="spellEnd"/>
-    </w:p>
-    <w:p>
-      <w:r>
+    </w:p>
+    <w:p>
+      <w:r>
+        <w:rPr>
+          <w:noProof/>
+        </w:rPr>
         <w:drawing>
           <wp:inline distT="0" distB="0" distL="0" distR="0" wp14:anchorId="55BE22DB" wp14:editId="5669BC8E">
             <wp:extent cx="1046373" cy="923925"/>
@@ -857,6 +873,9 @@
     </w:p>
     <w:p>
       <w:r>
+        <w:rPr>
+          <w:noProof/>
+        </w:rPr>
         <w:drawing>
           <wp:inline distT="0" distB="0" distL="0" distR="0" wp14:anchorId="62048863" wp14:editId="0F63374C">
             <wp:extent cx="3446270" cy="2971800"/>
@@ -901,6 +920,9 @@
     </w:p>
     <w:p>
       <w:r>
+        <w:rPr>
+          <w:noProof/>
+        </w:rPr>
         <w:drawing>
           <wp:inline distT="0" distB="0" distL="0" distR="0" wp14:anchorId="617E7299" wp14:editId="18233F74">
             <wp:extent cx="3448050" cy="1252752"/>
@@ -959,41 +981,11 @@
       </w:pPr>
       <w:r>
         <w:lastRenderedPageBreak/>
-        <w:t xml:space="preserve">L'un est de l'interpolation (affichage de texte), l'autre du </w:t>
-      </w:r>
-      <w:proofErr w:type="spellStart"/>
-      <w:r>
-        <w:t>property</w:t>
-      </w:r>
-      <w:proofErr w:type="spellEnd"/>
-      <w:r>
-        <w:t xml:space="preserve"> binding (liaison d'une propriété</w:t>
-      </w:r>
-      <w:r>
-        <w:t xml:space="preserve"> </w:t>
-      </w:r>
-      <w:r>
-        <w:t xml:space="preserve">HTML à une expression </w:t>
-      </w:r>
-      <w:proofErr w:type="spellStart"/>
-      <w:r>
-        <w:t>TypeScript</w:t>
-      </w:r>
-      <w:proofErr w:type="spellEnd"/>
-      <w:r>
-        <w:t>)</w:t>
+        <w:t>L'un est de l'interpolation (affichage de texte), l'autre du property binding (liaison d'une propriété HTML à une expression TypeScript)</w:t>
       </w:r>
       <w:r>
         <w:br/>
-        <w:t>{{</w:t>
-      </w:r>
-      <w:proofErr w:type="spellStart"/>
-      <w:r>
-        <w:t>livre.titre</w:t>
-      </w:r>
-      <w:proofErr w:type="spellEnd"/>
-      <w:r>
-        <w:t>}} permet d’afficher du texte alors que [class]=’…’ permet d’afficher conditionnellement des style à appliquer sur les balises</w:t>
+        <w:t>{{livre.titre}} permet d’afficher du texte alors que [class]=’…’ permet d’afficher conditionnellement des style à appliquer sur les balises</w:t>
       </w:r>
     </w:p>
     <w:p>
@@ -1005,24 +997,11 @@
         </w:numPr>
       </w:pPr>
       <w:r>
-        <w:t xml:space="preserve">Aucun livre n’apparait car le </w:t>
-      </w:r>
-      <w:proofErr w:type="spellStart"/>
-      <w:r>
-        <w:t>ngFor</w:t>
-      </w:r>
-      <w:proofErr w:type="spellEnd"/>
-      <w:r>
-        <w:t xml:space="preserve"> est prit pour une propriété commune de la balise et n’a pas d’interprétation spécifique associé</w:t>
-      </w:r>
-      <w:r>
-        <w:t xml:space="preserve"> par l’interpréteur </w:t>
-      </w:r>
-      <w:proofErr w:type="spellStart"/>
-      <w:r>
-        <w:t>angular</w:t>
-      </w:r>
-      <w:proofErr w:type="spellEnd"/>
+        <w:t>Aucun livre n’apparait car le ngFor est prit pour une propriété commune de la balise et n’a pas d’interprétation spécifique associé</w:t>
+      </w:r>
+      <w:r>
+        <w:t xml:space="preserve"> par l’interpréteur angular</w:t>
+      </w:r>
     </w:p>
     <w:p/>
     <w:p>
@@ -1040,6 +1019,9 @@
     </w:p>
     <w:p>
       <w:r>
+        <w:rPr>
+          <w:noProof/>
+        </w:rPr>
         <w:drawing>
           <wp:inline distT="0" distB="0" distL="0" distR="0" wp14:anchorId="16E1A9AB" wp14:editId="4F87347B">
             <wp:extent cx="4010025" cy="3019235"/>
@@ -1109,15 +1091,7 @@
         <w:t>s</w:t>
       </w:r>
       <w:r>
-        <w:t xml:space="preserve">’ qui affiche le composant </w:t>
-      </w:r>
-      <w:proofErr w:type="spellStart"/>
-      <w:r>
-        <w:t>ListeLivres</w:t>
-      </w:r>
-      <w:proofErr w:type="spellEnd"/>
-      <w:r>
-        <w:t xml:space="preserve"> qui va montrer tous les livres</w:t>
+        <w:t>’ qui affiche le composant ListeLivres qui va montrer tous les livres</w:t>
       </w:r>
     </w:p>
     <w:p>
@@ -1135,26 +1109,7 @@
         <w:t>s</w:t>
       </w:r>
       <w:r>
-        <w:t xml:space="preserve">/ :id’ qui affiche </w:t>
-      </w:r>
-      <w:r>
-        <w:t xml:space="preserve">le composant </w:t>
-      </w:r>
-      <w:proofErr w:type="spellStart"/>
-      <w:r>
-        <w:t>DetailLivre</w:t>
-      </w:r>
-      <w:proofErr w:type="spellEnd"/>
-      <w:r>
-        <w:t xml:space="preserve"> qui va afficher le </w:t>
-      </w:r>
-      <w:proofErr w:type="spellStart"/>
-      <w:r>
-        <w:t>detail</w:t>
-      </w:r>
-      <w:proofErr w:type="spellEnd"/>
-      <w:r>
-        <w:t xml:space="preserve"> d’un livre pour un id donné</w:t>
+        <w:t>/ :id’ qui affiche le composant DetailLivre qui va afficher le detail d’un livre pour un id donné</w:t>
       </w:r>
     </w:p>
     <w:p>
@@ -1166,15 +1121,7 @@
         </w:numPr>
       </w:pPr>
       <w:r>
-        <w:t xml:space="preserve">‘/ajouter’ qui va afficher le composant </w:t>
-      </w:r>
-      <w:proofErr w:type="spellStart"/>
-      <w:r>
-        <w:t>FormulaireLivre</w:t>
-      </w:r>
-      <w:proofErr w:type="spellEnd"/>
-      <w:r>
-        <w:t xml:space="preserve"> qui va permettre d’ajouter un livre qui est chargé seulement si le client va dessus</w:t>
+        <w:t>‘/ajouter’ qui va afficher le composant FormulaireLivre qui va permettre d’ajouter un livre qui est chargé seulement si le client va dessus</w:t>
       </w:r>
     </w:p>
     <w:p>
@@ -1192,15 +1139,7 @@
         <w:t>modifier/ :id</w:t>
       </w:r>
       <w:r>
-        <w:t xml:space="preserve">’ qui va afficher le composant </w:t>
-      </w:r>
-      <w:proofErr w:type="spellStart"/>
-      <w:r>
-        <w:t>FormulaireLivre</w:t>
-      </w:r>
-      <w:proofErr w:type="spellEnd"/>
-      <w:r>
-        <w:t xml:space="preserve"> qui va permettre d</w:t>
+        <w:t>’ qui va afficher le composant FormulaireLivre qui va permettre d</w:t>
       </w:r>
       <w:r>
         <w:t xml:space="preserve">e modifier </w:t>
@@ -1232,6 +1171,9 @@
     </w:p>
     <w:p>
       <w:r>
+        <w:rPr>
+          <w:noProof/>
+        </w:rPr>
         <w:lastRenderedPageBreak/>
         <w:drawing>
           <wp:inline distT="0" distB="0" distL="0" distR="0" wp14:anchorId="0585F95A" wp14:editId="0CC6B6F6">
@@ -1272,6 +1214,9 @@
     </w:p>
     <w:p>
       <w:r>
+        <w:rPr>
+          <w:noProof/>
+        </w:rPr>
         <w:drawing>
           <wp:inline distT="0" distB="0" distL="0" distR="0" wp14:anchorId="5F82F53E" wp14:editId="7EA83394">
             <wp:extent cx="4476750" cy="1031844"/>
@@ -1311,6 +1256,9 @@
     </w:p>
     <w:p>
       <w:r>
+        <w:rPr>
+          <w:noProof/>
+        </w:rPr>
         <w:drawing>
           <wp:inline distT="0" distB="0" distL="0" distR="0" wp14:anchorId="13F8F3DA" wp14:editId="05760B16">
             <wp:extent cx="2637296" cy="2552700"/>
@@ -1348,6 +1296,9 @@
         </w:drawing>
       </w:r>
       <w:r>
+        <w:rPr>
+          <w:noProof/>
+        </w:rPr>
         <w:drawing>
           <wp:inline distT="0" distB="0" distL="0" distR="0" wp14:anchorId="5B84BFA2" wp14:editId="2B46CD2A">
             <wp:extent cx="2529479" cy="1143000"/>
@@ -1392,6 +1343,9 @@
     </w:p>
     <w:p>
       <w:r>
+        <w:rPr>
+          <w:noProof/>
+        </w:rPr>
         <w:drawing>
           <wp:inline distT="0" distB="0" distL="0" distR="0" wp14:anchorId="3F6E9CE6" wp14:editId="705EFF64">
             <wp:extent cx="4476679" cy="1952625"/>
@@ -1431,6 +1385,9 @@
     </w:p>
     <w:p>
       <w:r>
+        <w:rPr>
+          <w:noProof/>
+        </w:rPr>
         <w:lastRenderedPageBreak/>
         <w:drawing>
           <wp:inline distT="0" distB="0" distL="0" distR="0" wp14:anchorId="049EE7C7" wp14:editId="457C3A66">
@@ -1471,6 +1428,9 @@
     </w:p>
     <w:p>
       <w:r>
+        <w:rPr>
+          <w:noProof/>
+        </w:rPr>
         <w:drawing>
           <wp:inline distT="0" distB="0" distL="0" distR="0" wp14:anchorId="1DE3C88A" wp14:editId="305A631C">
             <wp:extent cx="2113630" cy="3057525"/>
@@ -1515,6 +1475,9 @@
     </w:p>
     <w:p>
       <w:r>
+        <w:rPr>
+          <w:noProof/>
+        </w:rPr>
         <w:drawing>
           <wp:inline distT="0" distB="0" distL="0" distR="0" wp14:anchorId="2D5EA8CE" wp14:editId="71B7061D">
             <wp:extent cx="4010025" cy="580375"/>
@@ -1554,6 +1517,9 @@
     </w:p>
     <w:p>
       <w:r>
+        <w:rPr>
+          <w:noProof/>
+        </w:rPr>
         <w:lastRenderedPageBreak/>
         <w:drawing>
           <wp:inline distT="0" distB="0" distL="0" distR="0" wp14:anchorId="3A4B84E0" wp14:editId="2ECC5B94">
@@ -1595,6 +1561,9 @@
     <w:p/>
     <w:p>
       <w:r>
+        <w:rPr>
+          <w:noProof/>
+        </w:rPr>
         <w:drawing>
           <wp:inline distT="0" distB="0" distL="0" distR="0" wp14:anchorId="0A703384" wp14:editId="7216AFA7">
             <wp:extent cx="3438525" cy="914837"/>
@@ -1646,27 +1615,14 @@
           <w:numId w:val="2"/>
         </w:numPr>
       </w:pPr>
-      <w:proofErr w:type="spellStart"/>
-      <w:r>
-        <w:t>route.snapshot.paramMap.get</w:t>
-      </w:r>
-      <w:proofErr w:type="spellEnd"/>
-      <w:r>
-        <w:t xml:space="preserve">() </w:t>
+      <w:r>
+        <w:t xml:space="preserve">route.snapshot.paramMap.get() </w:t>
       </w:r>
       <w:r>
         <w:t>permet de récupérer les paramètres de la route</w:t>
       </w:r>
       <w:r>
-        <w:t xml:space="preserve"> </w:t>
-      </w:r>
-      <w:proofErr w:type="spellStart"/>
-      <w:r>
-        <w:t>route.paramMap.subscribe</w:t>
-      </w:r>
-      <w:proofErr w:type="spellEnd"/>
-      <w:r>
-        <w:t>(</w:t>
+        <w:t xml:space="preserve"> route.paramMap.subscribe(</w:t>
       </w:r>
       <w:r>
         <w:t>) permet de souscrire dynamiquement au changement des paramètres de l’url</w:t>
@@ -1681,15 +1637,7 @@
         </w:numPr>
       </w:pPr>
       <w:r>
-        <w:t xml:space="preserve">il faudrait utiliser le </w:t>
-      </w:r>
-      <w:proofErr w:type="spellStart"/>
-      <w:r>
-        <w:t>subscribe</w:t>
-      </w:r>
-      <w:proofErr w:type="spellEnd"/>
-      <w:r>
-        <w:t xml:space="preserve"> pour savoir ce qui change</w:t>
+        <w:t>il faudrait utiliser le subscribe pour savoir ce qui change</w:t>
       </w:r>
     </w:p>
     <w:p>
@@ -1721,6 +1669,9 @@
     </w:p>
     <w:p>
       <w:r>
+        <w:rPr>
+          <w:noProof/>
+        </w:rPr>
         <w:drawing>
           <wp:inline distT="0" distB="0" distL="0" distR="0" wp14:anchorId="4DBAAEC3" wp14:editId="5028029D">
             <wp:extent cx="4013274" cy="1524000"/>
@@ -1767,6 +1718,9 @@
     </w:p>
     <w:p>
       <w:r>
+        <w:rPr>
+          <w:noProof/>
+        </w:rPr>
         <w:drawing>
           <wp:inline distT="0" distB="0" distL="0" distR="0" wp14:anchorId="736F1020" wp14:editId="4E4FA60C">
             <wp:extent cx="3236317" cy="3171825"/>
@@ -1813,18 +1767,18 @@
     <w:p>
       <w:r>
         <w:drawing>
-          <wp:inline distT="0" distB="0" distL="0" distR="0" wp14:anchorId="77326B18" wp14:editId="33EF677A">
-            <wp:extent cx="4520781" cy="3505200"/>
-            <wp:effectExtent l="0" t="0" r="0" b="0"/>
-            <wp:docPr id="1947778035" name="Image 1"/>
-            <wp:cNvGraphicFramePr>
-              <a:graphicFrameLocks xmlns:a="http://schemas.openxmlformats.org/drawingml/2006/main" noChangeAspect="1"/>
-            </wp:cNvGraphicFramePr>
-            <a:graphic xmlns:a="http://schemas.openxmlformats.org/drawingml/2006/main">
-              <a:graphicData uri="http://schemas.openxmlformats.org/drawingml/2006/picture">
-                <pic:pic xmlns:pic="http://schemas.openxmlformats.org/drawingml/2006/picture">
-                  <pic:nvPicPr>
-                    <pic:cNvPr id="1947778035" name=""/>
+          <wp:inline distT="0" distB="0" distL="0" distR="0" wp14:anchorId="24E6375F" wp14:editId="629C3E56">
+            <wp:extent cx="4129067" cy="4200525"/>
+            <wp:effectExtent l="0" t="0" r="5080" b="0"/>
+            <wp:docPr id="1850662926" name="Image 1"/>
+            <wp:cNvGraphicFramePr>
+              <a:graphicFrameLocks xmlns:a="http://schemas.openxmlformats.org/drawingml/2006/main" noChangeAspect="1"/>
+            </wp:cNvGraphicFramePr>
+            <a:graphic xmlns:a="http://schemas.openxmlformats.org/drawingml/2006/main">
+              <a:graphicData uri="http://schemas.openxmlformats.org/drawingml/2006/picture">
+                <pic:pic xmlns:pic="http://schemas.openxmlformats.org/drawingml/2006/picture">
+                  <pic:nvPicPr>
+                    <pic:cNvPr id="1850662926" name=""/>
                     <pic:cNvPicPr/>
                   </pic:nvPicPr>
                   <pic:blipFill>
@@ -1836,38 +1790,22 @@
                   <pic:spPr>
                     <a:xfrm>
                       <a:off x="0" y="0"/>
-                      <a:ext cx="4523256" cy="3507119"/>
-                    </a:xfrm>
-                    <a:prstGeom prst="rect">
-                      <a:avLst/>
-                    </a:prstGeom>
-                  </pic:spPr>
-                </pic:pic>
-              </a:graphicData>
-            </a:graphic>
-          </wp:inline>
-        </w:drawing>
-      </w:r>
-    </w:p>
-    <w:p>
-      <w:r>
-        <w:t xml:space="preserve">On force le </w:t>
-      </w:r>
-      <w:proofErr w:type="spellStart"/>
-      <w:r>
-        <w:t>refresh</w:t>
-      </w:r>
-      <w:proofErr w:type="spellEnd"/>
-      <w:r>
-        <w:t xml:space="preserve"> avec </w:t>
-      </w:r>
-      <w:proofErr w:type="spellStart"/>
-      <w:r>
-        <w:t>ChangeDetectorRef</w:t>
-      </w:r>
-      <w:proofErr w:type="spellEnd"/>
-      <w:r>
-        <w:t xml:space="preserve"> sinon les changements ne sont pas </w:t>
+                      <a:ext cx="4134928" cy="4206488"/>
+                    </a:xfrm>
+                    <a:prstGeom prst="rect">
+                      <a:avLst/>
+                    </a:prstGeom>
+                  </pic:spPr>
+                </pic:pic>
+              </a:graphicData>
+            </a:graphic>
+          </wp:inline>
+        </w:drawing>
+      </w:r>
+    </w:p>
+    <w:p>
+      <w:r>
+        <w:t xml:space="preserve">On force le refresh avec ChangeDetectorRef sinon les changements ne sont pas </w:t>
       </w:r>
       <w:r>
         <w:t>détectés</w:t>
@@ -1875,6 +1813,9 @@
     </w:p>
     <w:p>
       <w:r>
+        <w:rPr>
+          <w:noProof/>
+        </w:rPr>
         <w:lastRenderedPageBreak/>
         <w:drawing>
           <wp:inline distT="0" distB="0" distL="0" distR="0" wp14:anchorId="423E9B87" wp14:editId="367244D4">
@@ -1915,6 +1856,9 @@
     </w:p>
     <w:p>
       <w:r>
+        <w:rPr>
+          <w:noProof/>
+        </w:rPr>
         <w:drawing>
           <wp:inline distT="0" distB="0" distL="0" distR="0" wp14:anchorId="2437B3D0" wp14:editId="47D61F9D">
             <wp:extent cx="5760720" cy="4860290"/>
@@ -1968,6 +1912,9 @@
     </w:p>
     <w:p>
       <w:r>
+        <w:rPr>
+          <w:noProof/>
+        </w:rPr>
         <w:drawing>
           <wp:inline distT="0" distB="0" distL="0" distR="0" wp14:anchorId="778C59DC" wp14:editId="1154082D">
             <wp:extent cx="4825205" cy="1971675"/>
@@ -2008,18 +1955,18 @@
     <w:p>
       <w:r>
         <w:drawing>
-          <wp:inline distT="0" distB="0" distL="0" distR="0" wp14:anchorId="2910B7AE" wp14:editId="36E5A146">
-            <wp:extent cx="5760720" cy="2910840"/>
-            <wp:effectExtent l="0" t="0" r="0" b="3810"/>
-            <wp:docPr id="1094176824" name="Image 1"/>
-            <wp:cNvGraphicFramePr>
-              <a:graphicFrameLocks xmlns:a="http://schemas.openxmlformats.org/drawingml/2006/main" noChangeAspect="1"/>
-            </wp:cNvGraphicFramePr>
-            <a:graphic xmlns:a="http://schemas.openxmlformats.org/drawingml/2006/main">
-              <a:graphicData uri="http://schemas.openxmlformats.org/drawingml/2006/picture">
-                <pic:pic xmlns:pic="http://schemas.openxmlformats.org/drawingml/2006/picture">
-                  <pic:nvPicPr>
-                    <pic:cNvPr id="1094176824" name=""/>
+          <wp:inline distT="0" distB="0" distL="0" distR="0" wp14:anchorId="3C387A42" wp14:editId="1D4D197F">
+            <wp:extent cx="5760720" cy="3126105"/>
+            <wp:effectExtent l="0" t="0" r="0" b="0"/>
+            <wp:docPr id="1545226502" name="Image 1"/>
+            <wp:cNvGraphicFramePr>
+              <a:graphicFrameLocks xmlns:a="http://schemas.openxmlformats.org/drawingml/2006/main" noChangeAspect="1"/>
+            </wp:cNvGraphicFramePr>
+            <a:graphic xmlns:a="http://schemas.openxmlformats.org/drawingml/2006/main">
+              <a:graphicData uri="http://schemas.openxmlformats.org/drawingml/2006/picture">
+                <pic:pic xmlns:pic="http://schemas.openxmlformats.org/drawingml/2006/picture">
+                  <pic:nvPicPr>
+                    <pic:cNvPr id="1545226502" name=""/>
                     <pic:cNvPicPr/>
                   </pic:nvPicPr>
                   <pic:blipFill>
@@ -2031,38 +1978,22 @@
                   <pic:spPr>
                     <a:xfrm>
                       <a:off x="0" y="0"/>
-                      <a:ext cx="5760720" cy="2910840"/>
-                    </a:xfrm>
-                    <a:prstGeom prst="rect">
-                      <a:avLst/>
-                    </a:prstGeom>
-                  </pic:spPr>
-                </pic:pic>
-              </a:graphicData>
-            </a:graphic>
-          </wp:inline>
-        </w:drawing>
-      </w:r>
-    </w:p>
-    <w:p>
-      <w:r>
-        <w:t xml:space="preserve">On force le </w:t>
-      </w:r>
-      <w:proofErr w:type="spellStart"/>
-      <w:r>
-        <w:t>refresh</w:t>
-      </w:r>
-      <w:proofErr w:type="spellEnd"/>
-      <w:r>
-        <w:t xml:space="preserve"> avec </w:t>
-      </w:r>
-      <w:proofErr w:type="spellStart"/>
-      <w:r>
-        <w:t>ChangeDetectorRef</w:t>
-      </w:r>
-      <w:proofErr w:type="spellEnd"/>
-      <w:r>
-        <w:t xml:space="preserve"> sinon les changements ne sont pas détectés</w:t>
+                      <a:ext cx="5760720" cy="3126105"/>
+                    </a:xfrm>
+                    <a:prstGeom prst="rect">
+                      <a:avLst/>
+                    </a:prstGeom>
+                  </pic:spPr>
+                </pic:pic>
+              </a:graphicData>
+            </a:graphic>
+          </wp:inline>
+        </w:drawing>
+      </w:r>
+    </w:p>
+    <w:p>
+      <w:r>
+        <w:t>On force le refresh avec ChangeDetectorRef sinon les changements ne sont pas détectés</w:t>
       </w:r>
     </w:p>
     <w:p/>
@@ -2073,6 +2004,9 @@
     </w:p>
     <w:p>
       <w:r>
+        <w:rPr>
+          <w:noProof/>
+        </w:rPr>
         <w:drawing>
           <wp:inline distT="0" distB="0" distL="0" distR="0" wp14:anchorId="40AF6A6B" wp14:editId="24925C3F">
             <wp:extent cx="5077534" cy="1609950"/>
@@ -2115,32 +2049,20 @@
         <w:t>Supprime le livre avec le back</w:t>
       </w:r>
       <w:r>
-        <w:t xml:space="preserve"> avec un </w:t>
-      </w:r>
-      <w:proofErr w:type="spellStart"/>
-      <w:r>
-        <w:t>refresh</w:t>
-      </w:r>
-      <w:proofErr w:type="spellEnd"/>
-      <w:r>
-        <w:t xml:space="preserve"> manuel sinon cela ne marche pas</w:t>
-      </w:r>
-    </w:p>
-    <w:p>
-      <w:r>
-        <w:t xml:space="preserve">Si ça passe on supprime le livre avec </w:t>
-      </w:r>
-      <w:proofErr w:type="spellStart"/>
-      <w:r>
-        <w:t>l’id</w:t>
-      </w:r>
-      <w:proofErr w:type="spellEnd"/>
-      <w:r>
-        <w:t xml:space="preserve"> dans le front sinon on ne fait rien</w:t>
-      </w:r>
-    </w:p>
-    <w:p>
-      <w:r>
+        <w:t xml:space="preserve"> avec un refresh manuel sinon cela ne marche pas</w:t>
+      </w:r>
+    </w:p>
+    <w:p>
+      <w:r>
+        <w:t>Si ça passe on supprime le livre avec l’id dans le front sinon on ne fait rien</w:t>
+      </w:r>
+    </w:p>
+    <w:p>
+      <w:r>
+        <w:rPr>
+          <w:noProof/>
+        </w:rPr>
+        <w:lastRenderedPageBreak/>
         <w:drawing>
           <wp:inline distT="0" distB="0" distL="0" distR="0" wp14:anchorId="3B73DDD9" wp14:editId="496E817D">
             <wp:extent cx="3600450" cy="177071"/>
@@ -2180,7 +2102,9 @@
     </w:p>
     <w:p>
       <w:r>
-        <w:lastRenderedPageBreak/>
+        <w:rPr>
+          <w:noProof/>
+        </w:rPr>
         <w:drawing>
           <wp:inline distT="0" distB="0" distL="0" distR="0" wp14:anchorId="7E3B9020" wp14:editId="4F50F16F">
             <wp:extent cx="1957289" cy="3400425"/>
@@ -2232,21 +2156,8 @@
           <w:numId w:val="2"/>
         </w:numPr>
       </w:pPr>
-      <w:proofErr w:type="spellStart"/>
-      <w:r>
-        <w:t>Subscribe</w:t>
-      </w:r>
-      <w:proofErr w:type="spellEnd"/>
-      <w:r>
-        <w:t xml:space="preserve"> n’est pas bloquant et une fois l’action </w:t>
-      </w:r>
-      <w:proofErr w:type="spellStart"/>
-      <w:r>
-        <w:t>éffectué</w:t>
-      </w:r>
-      <w:proofErr w:type="spellEnd"/>
-      <w:r>
-        <w:t xml:space="preserve"> on peut faire des actions avec les données retournés par le back</w:t>
+      <w:r>
+        <w:t>Subscribe n’est pas bloquant et une fois l’action éffectué on peut faire des actions avec les données retournés par le back</w:t>
       </w:r>
     </w:p>
     <w:p>
@@ -2264,26 +2175,10 @@
         <w:t xml:space="preserve"> n’est pas démarré quand l’application démarre alors l’application ne peut pas récupérer les données et affiche des messages d’erreur là où </w:t>
       </w:r>
       <w:r>
-        <w:t xml:space="preserve">l’application essaie de les récupérer à l’aide des @if dans le </w:t>
-      </w:r>
-      <w:proofErr w:type="spellStart"/>
-      <w:r>
-        <w:t>template</w:t>
-      </w:r>
-      <w:proofErr w:type="spellEnd"/>
-      <w:r>
-        <w:t xml:space="preserve"> HTML. La gestion d’erreur doit être fait du coté de la logique et essayer </w:t>
-      </w:r>
-      <w:r>
-        <w:t xml:space="preserve">de gérer tous les cas et afficher les erreurs de </w:t>
-      </w:r>
-      <w:proofErr w:type="spellStart"/>
-      <w:r>
-        <w:t>fetch</w:t>
-      </w:r>
-      <w:proofErr w:type="spellEnd"/>
-      <w:r>
-        <w:t xml:space="preserve"> au client de façon </w:t>
+        <w:t xml:space="preserve">l’application essaie de les récupérer à l’aide des @if dans le template HTML. La gestion d’erreur doit être fait du coté de la logique et essayer </w:t>
+      </w:r>
+      <w:r>
+        <w:t xml:space="preserve">de gérer tous les cas et afficher les erreurs de fetch au client de façon </w:t>
       </w:r>
       <w:r>
         <w:t>contrôlé.</w:t>
@@ -2310,15 +2205,1107 @@
         <w:t>supprimés</w:t>
       </w:r>
       <w:r>
-        <w:t xml:space="preserve"> pour avoir la liste correcte sans avoir à </w:t>
-      </w:r>
-      <w:proofErr w:type="spellStart"/>
-      <w:r>
-        <w:t>refetch</w:t>
-      </w:r>
-      <w:proofErr w:type="spellEnd"/>
-      <w:r>
-        <w:t xml:space="preserve"> tous les livres.</w:t>
+        <w:t xml:space="preserve"> pour avoir la liste correcte sans avoir à refetch tous les livres.</w:t>
+      </w:r>
+    </w:p>
+    <w:p/>
+    <w:p>
+      <w:r>
+        <w:br w:type="page"/>
+      </w:r>
+    </w:p>
+    <w:p>
+      <w:pPr>
+        <w:pStyle w:val="Titre2"/>
+      </w:pPr>
+      <w:r>
+        <w:lastRenderedPageBreak/>
+        <w:t>Partie 4</w:t>
+      </w:r>
+    </w:p>
+    <w:p>
+      <w:r>
+        <w:t>1 :</w:t>
+      </w:r>
+    </w:p>
+    <w:p>
+      <w:r>
+        <w:drawing>
+          <wp:inline distT="0" distB="0" distL="0" distR="0" wp14:anchorId="2BFD3D68" wp14:editId="71F6FCA4">
+            <wp:extent cx="3895725" cy="1922097"/>
+            <wp:effectExtent l="0" t="0" r="0" b="2540"/>
+            <wp:docPr id="1236416399" name="Image 1"/>
+            <wp:cNvGraphicFramePr>
+              <a:graphicFrameLocks xmlns:a="http://schemas.openxmlformats.org/drawingml/2006/main" noChangeAspect="1"/>
+            </wp:cNvGraphicFramePr>
+            <a:graphic xmlns:a="http://schemas.openxmlformats.org/drawingml/2006/main">
+              <a:graphicData uri="http://schemas.openxmlformats.org/drawingml/2006/picture">
+                <pic:pic xmlns:pic="http://schemas.openxmlformats.org/drawingml/2006/picture">
+                  <pic:nvPicPr>
+                    <pic:cNvPr id="1236416399" name=""/>
+                    <pic:cNvPicPr/>
+                  </pic:nvPicPr>
+                  <pic:blipFill>
+                    <a:blip r:embed="rId46"/>
+                    <a:stretch>
+                      <a:fillRect/>
+                    </a:stretch>
+                  </pic:blipFill>
+                  <pic:spPr>
+                    <a:xfrm>
+                      <a:off x="0" y="0"/>
+                      <a:ext cx="3905228" cy="1926785"/>
+                    </a:xfrm>
+                    <a:prstGeom prst="rect">
+                      <a:avLst/>
+                    </a:prstGeom>
+                  </pic:spPr>
+                </pic:pic>
+              </a:graphicData>
+            </a:graphic>
+          </wp:inline>
+        </w:drawing>
+      </w:r>
+    </w:p>
+    <w:p>
+      <w:r>
+        <w:t>2 :</w:t>
+      </w:r>
+    </w:p>
+    <w:p>
+      <w:r>
+        <w:drawing>
+          <wp:inline distT="0" distB="0" distL="0" distR="0" wp14:anchorId="643A07AA" wp14:editId="3DAC1864">
+            <wp:extent cx="4046594" cy="3848100"/>
+            <wp:effectExtent l="0" t="0" r="0" b="0"/>
+            <wp:docPr id="1039952899" name="Image 1"/>
+            <wp:cNvGraphicFramePr>
+              <a:graphicFrameLocks xmlns:a="http://schemas.openxmlformats.org/drawingml/2006/main" noChangeAspect="1"/>
+            </wp:cNvGraphicFramePr>
+            <a:graphic xmlns:a="http://schemas.openxmlformats.org/drawingml/2006/main">
+              <a:graphicData uri="http://schemas.openxmlformats.org/drawingml/2006/picture">
+                <pic:pic xmlns:pic="http://schemas.openxmlformats.org/drawingml/2006/picture">
+                  <pic:nvPicPr>
+                    <pic:cNvPr id="1039952899" name=""/>
+                    <pic:cNvPicPr/>
+                  </pic:nvPicPr>
+                  <pic:blipFill>
+                    <a:blip r:embed="rId47"/>
+                    <a:stretch>
+                      <a:fillRect/>
+                    </a:stretch>
+                  </pic:blipFill>
+                  <pic:spPr>
+                    <a:xfrm>
+                      <a:off x="0" y="0"/>
+                      <a:ext cx="4055539" cy="3856606"/>
+                    </a:xfrm>
+                    <a:prstGeom prst="rect">
+                      <a:avLst/>
+                    </a:prstGeom>
+                  </pic:spPr>
+                </pic:pic>
+              </a:graphicData>
+            </a:graphic>
+          </wp:inline>
+        </w:drawing>
+      </w:r>
+    </w:p>
+    <w:p>
+      <w:r>
+        <w:t>Crée un formulaire qui requière :</w:t>
+      </w:r>
+    </w:p>
+    <w:p>
+      <w:pPr>
+        <w:pStyle w:val="Paragraphedeliste"/>
+        <w:numPr>
+          <w:ilvl w:val="0"/>
+          <w:numId w:val="2"/>
+        </w:numPr>
+      </w:pPr>
+      <w:r>
+        <w:t xml:space="preserve"> titre de taille minimum de 2</w:t>
+      </w:r>
+    </w:p>
+    <w:p>
+      <w:pPr>
+        <w:pStyle w:val="Paragraphedeliste"/>
+        <w:numPr>
+          <w:ilvl w:val="0"/>
+          <w:numId w:val="2"/>
+        </w:numPr>
+      </w:pPr>
+      <w:r>
+        <w:t>un auteur avec une taille minimum de 3</w:t>
+      </w:r>
+    </w:p>
+    <w:p>
+      <w:pPr>
+        <w:pStyle w:val="Paragraphedeliste"/>
+        <w:numPr>
+          <w:ilvl w:val="0"/>
+          <w:numId w:val="2"/>
+        </w:numPr>
+      </w:pPr>
+      <w:r>
+        <w:t>une année comprise en 1800 et 2030</w:t>
+      </w:r>
+    </w:p>
+    <w:p>
+      <w:pPr>
+        <w:pStyle w:val="Paragraphedeliste"/>
+        <w:numPr>
+          <w:ilvl w:val="0"/>
+          <w:numId w:val="2"/>
+        </w:numPr>
+      </w:pPr>
+      <w:r>
+        <w:t>si le livre est disponible ou non</w:t>
+      </w:r>
+    </w:p>
+    <w:p>
+      <w:r>
+        <w:t>et si la route à un paramètre :id alors on va charger ses données dans le formulaire pour les afficher dedans afin de pouvoir les modifier</w:t>
+      </w:r>
+      <w:r>
+        <w:t>.</w:t>
+      </w:r>
+    </w:p>
+    <w:p>
+      <w:r>
+        <w:t>3 :</w:t>
+      </w:r>
+    </w:p>
+    <w:p/>
+    <w:p>
+      <w:r>
+        <w:drawing>
+          <wp:inline distT="0" distB="0" distL="0" distR="0" wp14:anchorId="05D22C06" wp14:editId="3C70DE7E">
+            <wp:extent cx="3991913" cy="4714875"/>
+            <wp:effectExtent l="0" t="0" r="8890" b="0"/>
+            <wp:docPr id="449964304" name="Image 1"/>
+            <wp:cNvGraphicFramePr>
+              <a:graphicFrameLocks xmlns:a="http://schemas.openxmlformats.org/drawingml/2006/main" noChangeAspect="1"/>
+            </wp:cNvGraphicFramePr>
+            <a:graphic xmlns:a="http://schemas.openxmlformats.org/drawingml/2006/main">
+              <a:graphicData uri="http://schemas.openxmlformats.org/drawingml/2006/picture">
+                <pic:pic xmlns:pic="http://schemas.openxmlformats.org/drawingml/2006/picture">
+                  <pic:nvPicPr>
+                    <pic:cNvPr id="449964304" name=""/>
+                    <pic:cNvPicPr/>
+                  </pic:nvPicPr>
+                  <pic:blipFill>
+                    <a:blip r:embed="rId48"/>
+                    <a:stretch>
+                      <a:fillRect/>
+                    </a:stretch>
+                  </pic:blipFill>
+                  <pic:spPr>
+                    <a:xfrm>
+                      <a:off x="0" y="0"/>
+                      <a:ext cx="3995920" cy="4719608"/>
+                    </a:xfrm>
+                    <a:prstGeom prst="rect">
+                      <a:avLst/>
+                    </a:prstGeom>
+                  </pic:spPr>
+                </pic:pic>
+              </a:graphicData>
+            </a:graphic>
+          </wp:inline>
+        </w:drawing>
+      </w:r>
+    </w:p>
+    <w:p>
+      <w:r>
+        <w:drawing>
+          <wp:inline distT="0" distB="0" distL="0" distR="0" wp14:anchorId="47D5B21F" wp14:editId="3599F561">
+            <wp:extent cx="2933700" cy="1482623"/>
+            <wp:effectExtent l="0" t="0" r="0" b="3810"/>
+            <wp:docPr id="295528631" name="Image 1"/>
+            <wp:cNvGraphicFramePr>
+              <a:graphicFrameLocks xmlns:a="http://schemas.openxmlformats.org/drawingml/2006/main" noChangeAspect="1"/>
+            </wp:cNvGraphicFramePr>
+            <a:graphic xmlns:a="http://schemas.openxmlformats.org/drawingml/2006/main">
+              <a:graphicData uri="http://schemas.openxmlformats.org/drawingml/2006/picture">
+                <pic:pic xmlns:pic="http://schemas.openxmlformats.org/drawingml/2006/picture">
+                  <pic:nvPicPr>
+                    <pic:cNvPr id="295528631" name=""/>
+                    <pic:cNvPicPr/>
+                  </pic:nvPicPr>
+                  <pic:blipFill>
+                    <a:blip r:embed="rId49"/>
+                    <a:stretch>
+                      <a:fillRect/>
+                    </a:stretch>
+                  </pic:blipFill>
+                  <pic:spPr>
+                    <a:xfrm>
+                      <a:off x="0" y="0"/>
+                      <a:ext cx="2939044" cy="1485324"/>
+                    </a:xfrm>
+                    <a:prstGeom prst="rect">
+                      <a:avLst/>
+                    </a:prstGeom>
+                  </pic:spPr>
+                </pic:pic>
+              </a:graphicData>
+            </a:graphic>
+          </wp:inline>
+        </w:drawing>
+      </w:r>
+    </w:p>
+    <w:p>
+      <w:r>
+        <w:drawing>
+          <wp:inline distT="0" distB="0" distL="0" distR="0" wp14:anchorId="26371F49" wp14:editId="6C8FFECF">
+            <wp:extent cx="2356735" cy="1228725"/>
+            <wp:effectExtent l="0" t="0" r="5715" b="0"/>
+            <wp:docPr id="1556531355" name="Image 1"/>
+            <wp:cNvGraphicFramePr>
+              <a:graphicFrameLocks xmlns:a="http://schemas.openxmlformats.org/drawingml/2006/main" noChangeAspect="1"/>
+            </wp:cNvGraphicFramePr>
+            <a:graphic xmlns:a="http://schemas.openxmlformats.org/drawingml/2006/main">
+              <a:graphicData uri="http://schemas.openxmlformats.org/drawingml/2006/picture">
+                <pic:pic xmlns:pic="http://schemas.openxmlformats.org/drawingml/2006/picture">
+                  <pic:nvPicPr>
+                    <pic:cNvPr id="1556531355" name=""/>
+                    <pic:cNvPicPr/>
+                  </pic:nvPicPr>
+                  <pic:blipFill>
+                    <a:blip r:embed="rId50"/>
+                    <a:stretch>
+                      <a:fillRect/>
+                    </a:stretch>
+                  </pic:blipFill>
+                  <pic:spPr>
+                    <a:xfrm>
+                      <a:off x="0" y="0"/>
+                      <a:ext cx="2367612" cy="1234396"/>
+                    </a:xfrm>
+                    <a:prstGeom prst="rect">
+                      <a:avLst/>
+                    </a:prstGeom>
+                  </pic:spPr>
+                </pic:pic>
+              </a:graphicData>
+            </a:graphic>
+          </wp:inline>
+        </w:drawing>
+      </w:r>
+    </w:p>
+    <w:p>
+      <w:r>
+        <w:t xml:space="preserve">Page du form avec un ajout conditionnel si le form est valide et des messages d’erreur si les champs ne sont pas </w:t>
+      </w:r>
+      <w:r>
+        <w:t>valides et page de modification d’un livre sur le même template</w:t>
+      </w:r>
+    </w:p>
+    <w:p>
+      <w:r>
+        <w:t>4 :</w:t>
+      </w:r>
+    </w:p>
+    <w:p>
+      <w:r>
+        <w:lastRenderedPageBreak/>
+        <w:drawing>
+          <wp:inline distT="0" distB="0" distL="0" distR="0" wp14:anchorId="1E7BCF4F" wp14:editId="76E4A11F">
+            <wp:extent cx="4119527" cy="3952875"/>
+            <wp:effectExtent l="0" t="0" r="0" b="0"/>
+            <wp:docPr id="238624449" name="Image 1"/>
+            <wp:cNvGraphicFramePr>
+              <a:graphicFrameLocks xmlns:a="http://schemas.openxmlformats.org/drawingml/2006/main" noChangeAspect="1"/>
+            </wp:cNvGraphicFramePr>
+            <a:graphic xmlns:a="http://schemas.openxmlformats.org/drawingml/2006/main">
+              <a:graphicData uri="http://schemas.openxmlformats.org/drawingml/2006/picture">
+                <pic:pic xmlns:pic="http://schemas.openxmlformats.org/drawingml/2006/picture">
+                  <pic:nvPicPr>
+                    <pic:cNvPr id="238624449" name=""/>
+                    <pic:cNvPicPr/>
+                  </pic:nvPicPr>
+                  <pic:blipFill>
+                    <a:blip r:embed="rId51"/>
+                    <a:stretch>
+                      <a:fillRect/>
+                    </a:stretch>
+                  </pic:blipFill>
+                  <pic:spPr>
+                    <a:xfrm>
+                      <a:off x="0" y="0"/>
+                      <a:ext cx="4125067" cy="3958191"/>
+                    </a:xfrm>
+                    <a:prstGeom prst="rect">
+                      <a:avLst/>
+                    </a:prstGeom>
+                  </pic:spPr>
+                </pic:pic>
+              </a:graphicData>
+            </a:graphic>
+          </wp:inline>
+        </w:drawing>
+      </w:r>
+    </w:p>
+    <w:p>
+      <w:r>
+        <w:t>Si le form est invalide on n’envoie pas les données sinon si c’est une modification valide on fait une PATCH request au serveur et une fois la réponse reçu on navigue vers la page ‘/livres’ et si l’on crée un nouveau livre on fait une POST request et une fois al réponse reçu on navigue vers ‘/livres’</w:t>
+      </w:r>
+    </w:p>
+    <w:p/>
+    <w:p>
+      <w:r>
+        <w:t>Réflexion :</w:t>
+      </w:r>
+    </w:p>
+    <w:p>
+      <w:pPr>
+        <w:pStyle w:val="Paragraphedeliste"/>
+        <w:numPr>
+          <w:ilvl w:val="0"/>
+          <w:numId w:val="2"/>
+        </w:numPr>
+      </w:pPr>
+      <w:r>
+        <w:t>On le déclare comme cela comme ça si le formulaire n’est pas valide l’utilisateur ne peut pas le submit. Mais si on le supprime l’utilisateur peut quand même cliquer dessus mais la fonction onSubmit gère cela et empêche l’envoie du formulaire mais aucun message d’erreur ne sera affiché car ce cas n’est pas prévu dans l’implémentation actuelle.</w:t>
+      </w:r>
+    </w:p>
+    <w:p>
+      <w:pPr>
+        <w:pStyle w:val="Paragraphedeliste"/>
+        <w:numPr>
+          <w:ilvl w:val="0"/>
+          <w:numId w:val="2"/>
+        </w:numPr>
+      </w:pPr>
+      <w:r>
+        <w:t>patchValue permet de modifier uniquement les valeurs présente dans l’objet donnée en paramètre sur le form alors que setValue à besoin d’avoir en paramètre l’objet complet sans compromis. patchValue est meilleur dans le cas où l’on veut modifier des données existante mais pas l’entièreté de l’objet et patchValue dans le cas où l’on veut set l’image d’un l’objet sans compromis.</w:t>
+      </w:r>
+    </w:p>
+    <w:p>
+      <w:pPr>
+        <w:pStyle w:val="Paragraphedeliste"/>
+        <w:numPr>
+          <w:ilvl w:val="0"/>
+          <w:numId w:val="2"/>
+        </w:numPr>
+      </w:pPr>
+      <w:r>
+        <w:t>Cela permet de réduire le nombre de composant dans le projet et de le rendre réutilisable</w:t>
+      </w:r>
+      <w:r>
+        <w:t xml:space="preserve"> tout en gardant la même structure de formulaire pour les deux.</w:t>
+      </w:r>
+    </w:p>
+    <w:p/>
+    <w:p>
+      <w:r>
+        <w:br w:type="page"/>
+      </w:r>
+    </w:p>
+    <w:p>
+      <w:pPr>
+        <w:pStyle w:val="Titre2"/>
+      </w:pPr>
+      <w:r>
+        <w:lastRenderedPageBreak/>
+        <w:t>Partie 5</w:t>
+      </w:r>
+    </w:p>
+    <w:p>
+      <w:r>
+        <w:t>1 :</w:t>
+      </w:r>
+    </w:p>
+    <w:p>
+      <w:r>
+        <w:drawing>
+          <wp:inline distT="0" distB="0" distL="0" distR="0" wp14:anchorId="4571FF1C" wp14:editId="305D622B">
+            <wp:extent cx="2333625" cy="1038524"/>
+            <wp:effectExtent l="0" t="0" r="0" b="9525"/>
+            <wp:docPr id="1271837973" name="Image 1"/>
+            <wp:cNvGraphicFramePr>
+              <a:graphicFrameLocks xmlns:a="http://schemas.openxmlformats.org/drawingml/2006/main" noChangeAspect="1"/>
+            </wp:cNvGraphicFramePr>
+            <a:graphic xmlns:a="http://schemas.openxmlformats.org/drawingml/2006/main">
+              <a:graphicData uri="http://schemas.openxmlformats.org/drawingml/2006/picture">
+                <pic:pic xmlns:pic="http://schemas.openxmlformats.org/drawingml/2006/picture">
+                  <pic:nvPicPr>
+                    <pic:cNvPr id="1271837973" name=""/>
+                    <pic:cNvPicPr/>
+                  </pic:nvPicPr>
+                  <pic:blipFill>
+                    <a:blip r:embed="rId52"/>
+                    <a:stretch>
+                      <a:fillRect/>
+                    </a:stretch>
+                  </pic:blipFill>
+                  <pic:spPr>
+                    <a:xfrm>
+                      <a:off x="0" y="0"/>
+                      <a:ext cx="2343445" cy="1042894"/>
+                    </a:xfrm>
+                    <a:prstGeom prst="rect">
+                      <a:avLst/>
+                    </a:prstGeom>
+                  </pic:spPr>
+                </pic:pic>
+              </a:graphicData>
+            </a:graphic>
+          </wp:inline>
+        </w:drawing>
+      </w:r>
+    </w:p>
+    <w:p>
+      <w:r>
+        <w:drawing>
+          <wp:inline distT="0" distB="0" distL="0" distR="0" wp14:anchorId="0B5EBF4E" wp14:editId="7C8FBE5A">
+            <wp:extent cx="2590800" cy="1102468"/>
+            <wp:effectExtent l="0" t="0" r="0" b="2540"/>
+            <wp:docPr id="477238424" name="Image 1"/>
+            <wp:cNvGraphicFramePr>
+              <a:graphicFrameLocks xmlns:a="http://schemas.openxmlformats.org/drawingml/2006/main" noChangeAspect="1"/>
+            </wp:cNvGraphicFramePr>
+            <a:graphic xmlns:a="http://schemas.openxmlformats.org/drawingml/2006/main">
+              <a:graphicData uri="http://schemas.openxmlformats.org/drawingml/2006/picture">
+                <pic:pic xmlns:pic="http://schemas.openxmlformats.org/drawingml/2006/picture">
+                  <pic:nvPicPr>
+                    <pic:cNvPr id="477238424" name=""/>
+                    <pic:cNvPicPr/>
+                  </pic:nvPicPr>
+                  <pic:blipFill>
+                    <a:blip r:embed="rId53"/>
+                    <a:stretch>
+                      <a:fillRect/>
+                    </a:stretch>
+                  </pic:blipFill>
+                  <pic:spPr>
+                    <a:xfrm>
+                      <a:off x="0" y="0"/>
+                      <a:ext cx="2601202" cy="1106894"/>
+                    </a:xfrm>
+                    <a:prstGeom prst="rect">
+                      <a:avLst/>
+                    </a:prstGeom>
+                  </pic:spPr>
+                </pic:pic>
+              </a:graphicData>
+            </a:graphic>
+          </wp:inline>
+        </w:drawing>
+      </w:r>
+    </w:p>
+    <w:p>
+      <w:r>
+        <w:drawing>
+          <wp:inline distT="0" distB="0" distL="0" distR="0" wp14:anchorId="6F5F8FDB" wp14:editId="51AB4964">
+            <wp:extent cx="3989240" cy="3343275"/>
+            <wp:effectExtent l="0" t="0" r="0" b="0"/>
+            <wp:docPr id="1298066445" name="Image 1"/>
+            <wp:cNvGraphicFramePr>
+              <a:graphicFrameLocks xmlns:a="http://schemas.openxmlformats.org/drawingml/2006/main" noChangeAspect="1"/>
+            </wp:cNvGraphicFramePr>
+            <a:graphic xmlns:a="http://schemas.openxmlformats.org/drawingml/2006/main">
+              <a:graphicData uri="http://schemas.openxmlformats.org/drawingml/2006/picture">
+                <pic:pic xmlns:pic="http://schemas.openxmlformats.org/drawingml/2006/picture">
+                  <pic:nvPicPr>
+                    <pic:cNvPr id="1298066445" name=""/>
+                    <pic:cNvPicPr/>
+                  </pic:nvPicPr>
+                  <pic:blipFill>
+                    <a:blip r:embed="rId54"/>
+                    <a:stretch>
+                      <a:fillRect/>
+                    </a:stretch>
+                  </pic:blipFill>
+                  <pic:spPr>
+                    <a:xfrm>
+                      <a:off x="0" y="0"/>
+                      <a:ext cx="3994712" cy="3347861"/>
+                    </a:xfrm>
+                    <a:prstGeom prst="rect">
+                      <a:avLst/>
+                    </a:prstGeom>
+                  </pic:spPr>
+                </pic:pic>
+              </a:graphicData>
+            </a:graphic>
+          </wp:inline>
+        </w:drawing>
+      </w:r>
+    </w:p>
+    <w:p>
+      <w:r>
+        <w:t>Seulement si des livres ont été récupéré alors il affiches les livres avec la barre de recherche sinon il affiche les erreurs qui correspondent au problème</w:t>
+      </w:r>
+    </w:p>
+    <w:p>
+      <w:r>
+        <w:drawing>
+          <wp:inline distT="0" distB="0" distL="0" distR="0" wp14:anchorId="368DF95C" wp14:editId="3C96B980">
+            <wp:extent cx="2143125" cy="1355591"/>
+            <wp:effectExtent l="0" t="0" r="0" b="0"/>
+            <wp:docPr id="316658294" name="Image 1"/>
+            <wp:cNvGraphicFramePr>
+              <a:graphicFrameLocks xmlns:a="http://schemas.openxmlformats.org/drawingml/2006/main" noChangeAspect="1"/>
+            </wp:cNvGraphicFramePr>
+            <a:graphic xmlns:a="http://schemas.openxmlformats.org/drawingml/2006/main">
+              <a:graphicData uri="http://schemas.openxmlformats.org/drawingml/2006/picture">
+                <pic:pic xmlns:pic="http://schemas.openxmlformats.org/drawingml/2006/picture">
+                  <pic:nvPicPr>
+                    <pic:cNvPr id="316658294" name=""/>
+                    <pic:cNvPicPr/>
+                  </pic:nvPicPr>
+                  <pic:blipFill>
+                    <a:blip r:embed="rId55"/>
+                    <a:stretch>
+                      <a:fillRect/>
+                    </a:stretch>
+                  </pic:blipFill>
+                  <pic:spPr>
+                    <a:xfrm>
+                      <a:off x="0" y="0"/>
+                      <a:ext cx="2147498" cy="1358357"/>
+                    </a:xfrm>
+                    <a:prstGeom prst="rect">
+                      <a:avLst/>
+                    </a:prstGeom>
+                  </pic:spPr>
+                </pic:pic>
+              </a:graphicData>
+            </a:graphic>
+          </wp:inline>
+        </w:drawing>
+      </w:r>
+    </w:p>
+    <w:p>
+      <w:r>
+        <w:t>Recherche « de » qui donne le livre design pattern car filtré dans la partie logique</w:t>
+      </w:r>
+    </w:p>
+    <w:p/>
+    <w:p>
+      <w:r>
+        <w:lastRenderedPageBreak/>
+        <w:t>2 :</w:t>
+      </w:r>
+    </w:p>
+    <w:p>
+      <w:r>
+        <w:drawing>
+          <wp:inline distT="0" distB="0" distL="0" distR="0" wp14:anchorId="29B25D8A" wp14:editId="4B28012F">
+            <wp:extent cx="3559557" cy="1362075"/>
+            <wp:effectExtent l="0" t="0" r="3175" b="0"/>
+            <wp:docPr id="1882584298" name="Image 1"/>
+            <wp:cNvGraphicFramePr>
+              <a:graphicFrameLocks xmlns:a="http://schemas.openxmlformats.org/drawingml/2006/main" noChangeAspect="1"/>
+            </wp:cNvGraphicFramePr>
+            <a:graphic xmlns:a="http://schemas.openxmlformats.org/drawingml/2006/main">
+              <a:graphicData uri="http://schemas.openxmlformats.org/drawingml/2006/picture">
+                <pic:pic xmlns:pic="http://schemas.openxmlformats.org/drawingml/2006/picture">
+                  <pic:nvPicPr>
+                    <pic:cNvPr id="1882584298" name=""/>
+                    <pic:cNvPicPr/>
+                  </pic:nvPicPr>
+                  <pic:blipFill>
+                    <a:blip r:embed="rId56"/>
+                    <a:stretch>
+                      <a:fillRect/>
+                    </a:stretch>
+                  </pic:blipFill>
+                  <pic:spPr>
+                    <a:xfrm>
+                      <a:off x="0" y="0"/>
+                      <a:ext cx="3564421" cy="1363936"/>
+                    </a:xfrm>
+                    <a:prstGeom prst="rect">
+                      <a:avLst/>
+                    </a:prstGeom>
+                  </pic:spPr>
+                </pic:pic>
+              </a:graphicData>
+            </a:graphic>
+          </wp:inline>
+        </w:drawing>
+      </w:r>
+    </w:p>
+    <w:p>
+      <w:r>
+        <w:t>Ajout du CommonModule pour avoir accès aux pipes</w:t>
+      </w:r>
+    </w:p>
+    <w:p>
+      <w:r>
+        <w:drawing>
+          <wp:inline distT="0" distB="0" distL="0" distR="0" wp14:anchorId="4875B233" wp14:editId="0CEB62CA">
+            <wp:extent cx="4076700" cy="297411"/>
+            <wp:effectExtent l="0" t="0" r="0" b="7620"/>
+            <wp:docPr id="858912357" name="Image 1"/>
+            <wp:cNvGraphicFramePr>
+              <a:graphicFrameLocks xmlns:a="http://schemas.openxmlformats.org/drawingml/2006/main" noChangeAspect="1"/>
+            </wp:cNvGraphicFramePr>
+            <a:graphic xmlns:a="http://schemas.openxmlformats.org/drawingml/2006/main">
+              <a:graphicData uri="http://schemas.openxmlformats.org/drawingml/2006/picture">
+                <pic:pic xmlns:pic="http://schemas.openxmlformats.org/drawingml/2006/picture">
+                  <pic:nvPicPr>
+                    <pic:cNvPr id="858912357" name=""/>
+                    <pic:cNvPicPr/>
+                  </pic:nvPicPr>
+                  <pic:blipFill>
+                    <a:blip r:embed="rId57"/>
+                    <a:stretch>
+                      <a:fillRect/>
+                    </a:stretch>
+                  </pic:blipFill>
+                  <pic:spPr>
+                    <a:xfrm>
+                      <a:off x="0" y="0"/>
+                      <a:ext cx="4115316" cy="300228"/>
+                    </a:xfrm>
+                    <a:prstGeom prst="rect">
+                      <a:avLst/>
+                    </a:prstGeom>
+                  </pic:spPr>
+                </pic:pic>
+              </a:graphicData>
+            </a:graphic>
+          </wp:inline>
+        </w:drawing>
+      </w:r>
+    </w:p>
+    <w:p>
+      <w:r>
+        <w:t>Ajout des pipes dans le html</w:t>
+      </w:r>
+    </w:p>
+    <w:p>
+      <w:r>
+        <w:drawing>
+          <wp:inline distT="0" distB="0" distL="0" distR="0" wp14:anchorId="6A1C2328" wp14:editId="003ABB1D">
+            <wp:extent cx="1950165" cy="2495550"/>
+            <wp:effectExtent l="0" t="0" r="0" b="0"/>
+            <wp:docPr id="2130235914" name="Image 1"/>
+            <wp:cNvGraphicFramePr>
+              <a:graphicFrameLocks xmlns:a="http://schemas.openxmlformats.org/drawingml/2006/main" noChangeAspect="1"/>
+            </wp:cNvGraphicFramePr>
+            <a:graphic xmlns:a="http://schemas.openxmlformats.org/drawingml/2006/main">
+              <a:graphicData uri="http://schemas.openxmlformats.org/drawingml/2006/picture">
+                <pic:pic xmlns:pic="http://schemas.openxmlformats.org/drawingml/2006/picture">
+                  <pic:nvPicPr>
+                    <pic:cNvPr id="2130235914" name=""/>
+                    <pic:cNvPicPr/>
+                  </pic:nvPicPr>
+                  <pic:blipFill>
+                    <a:blip r:embed="rId58"/>
+                    <a:stretch>
+                      <a:fillRect/>
+                    </a:stretch>
+                  </pic:blipFill>
+                  <pic:spPr>
+                    <a:xfrm>
+                      <a:off x="0" y="0"/>
+                      <a:ext cx="1954291" cy="2500830"/>
+                    </a:xfrm>
+                    <a:prstGeom prst="rect">
+                      <a:avLst/>
+                    </a:prstGeom>
+                  </pic:spPr>
+                </pic:pic>
+              </a:graphicData>
+            </a:graphic>
+          </wp:inline>
+        </w:drawing>
+      </w:r>
+    </w:p>
+    <w:p>
+      <w:r>
+        <w:t>3 :</w:t>
+      </w:r>
+    </w:p>
+    <w:p>
+      <w:r>
+        <w:drawing>
+          <wp:inline distT="0" distB="0" distL="0" distR="0" wp14:anchorId="54EF2613" wp14:editId="4D4B2BC0">
+            <wp:extent cx="3724275" cy="2275125"/>
+            <wp:effectExtent l="0" t="0" r="0" b="0"/>
+            <wp:docPr id="830434905" name="Image 1"/>
+            <wp:cNvGraphicFramePr>
+              <a:graphicFrameLocks xmlns:a="http://schemas.openxmlformats.org/drawingml/2006/main" noChangeAspect="1"/>
+            </wp:cNvGraphicFramePr>
+            <a:graphic xmlns:a="http://schemas.openxmlformats.org/drawingml/2006/main">
+              <a:graphicData uri="http://schemas.openxmlformats.org/drawingml/2006/picture">
+                <pic:pic xmlns:pic="http://schemas.openxmlformats.org/drawingml/2006/picture">
+                  <pic:nvPicPr>
+                    <pic:cNvPr id="830434905" name=""/>
+                    <pic:cNvPicPr/>
+                  </pic:nvPicPr>
+                  <pic:blipFill>
+                    <a:blip r:embed="rId59"/>
+                    <a:stretch>
+                      <a:fillRect/>
+                    </a:stretch>
+                  </pic:blipFill>
+                  <pic:spPr>
+                    <a:xfrm>
+                      <a:off x="0" y="0"/>
+                      <a:ext cx="3729685" cy="2278430"/>
+                    </a:xfrm>
+                    <a:prstGeom prst="rect">
+                      <a:avLst/>
+                    </a:prstGeom>
+                  </pic:spPr>
+                </pic:pic>
+              </a:graphicData>
+            </a:graphic>
+          </wp:inline>
+        </w:drawing>
+      </w:r>
+    </w:p>
+    <w:p>
+      <w:r>
+        <w:t>Ajout des classes et syles</w:t>
+      </w:r>
+      <w:r>
+        <w:t xml:space="preserve"> conditionnel multiple</w:t>
+      </w:r>
+    </w:p>
+    <w:p/>
+    <w:p/>
+    <w:p>
+      <w:r>
+        <w:lastRenderedPageBreak/>
+        <w:t>4 :</w:t>
+      </w:r>
+    </w:p>
+    <w:p>
+      <w:r>
+        <w:drawing>
+          <wp:inline distT="0" distB="0" distL="0" distR="0" wp14:anchorId="3F1382E6" wp14:editId="24755CB4">
+            <wp:extent cx="5760720" cy="2101215"/>
+            <wp:effectExtent l="0" t="0" r="0" b="0"/>
+            <wp:docPr id="862064554" name="Image 1"/>
+            <wp:cNvGraphicFramePr>
+              <a:graphicFrameLocks xmlns:a="http://schemas.openxmlformats.org/drawingml/2006/main" noChangeAspect="1"/>
+            </wp:cNvGraphicFramePr>
+            <a:graphic xmlns:a="http://schemas.openxmlformats.org/drawingml/2006/main">
+              <a:graphicData uri="http://schemas.openxmlformats.org/drawingml/2006/picture">
+                <pic:pic xmlns:pic="http://schemas.openxmlformats.org/drawingml/2006/picture">
+                  <pic:nvPicPr>
+                    <pic:cNvPr id="862064554" name=""/>
+                    <pic:cNvPicPr/>
+                  </pic:nvPicPr>
+                  <pic:blipFill>
+                    <a:blip r:embed="rId60"/>
+                    <a:stretch>
+                      <a:fillRect/>
+                    </a:stretch>
+                  </pic:blipFill>
+                  <pic:spPr>
+                    <a:xfrm>
+                      <a:off x="0" y="0"/>
+                      <a:ext cx="5760720" cy="2101215"/>
+                    </a:xfrm>
+                    <a:prstGeom prst="rect">
+                      <a:avLst/>
+                    </a:prstGeom>
+                  </pic:spPr>
+                </pic:pic>
+              </a:graphicData>
+            </a:graphic>
+          </wp:inline>
+        </w:drawing>
+      </w:r>
+    </w:p>
+    <w:p>
+      <w:r>
+        <w:drawing>
+          <wp:inline distT="0" distB="0" distL="0" distR="0" wp14:anchorId="03545B2B" wp14:editId="7A3831D1">
+            <wp:extent cx="3937254" cy="3771900"/>
+            <wp:effectExtent l="0" t="0" r="6350" b="0"/>
+            <wp:docPr id="511046568" name="Image 1"/>
+            <wp:cNvGraphicFramePr>
+              <a:graphicFrameLocks xmlns:a="http://schemas.openxmlformats.org/drawingml/2006/main" noChangeAspect="1"/>
+            </wp:cNvGraphicFramePr>
+            <a:graphic xmlns:a="http://schemas.openxmlformats.org/drawingml/2006/main">
+              <a:graphicData uri="http://schemas.openxmlformats.org/drawingml/2006/picture">
+                <pic:pic xmlns:pic="http://schemas.openxmlformats.org/drawingml/2006/picture">
+                  <pic:nvPicPr>
+                    <pic:cNvPr id="511046568" name=""/>
+                    <pic:cNvPicPr/>
+                  </pic:nvPicPr>
+                  <pic:blipFill>
+                    <a:blip r:embed="rId61"/>
+                    <a:stretch>
+                      <a:fillRect/>
+                    </a:stretch>
+                  </pic:blipFill>
+                  <pic:spPr>
+                    <a:xfrm>
+                      <a:off x="0" y="0"/>
+                      <a:ext cx="3941358" cy="3775832"/>
+                    </a:xfrm>
+                    <a:prstGeom prst="rect">
+                      <a:avLst/>
+                    </a:prstGeom>
+                  </pic:spPr>
+                </pic:pic>
+              </a:graphicData>
+            </a:graphic>
+          </wp:inline>
+        </w:drawing>
+      </w:r>
+    </w:p>
+    <w:p>
+      <w:r>
+        <w:lastRenderedPageBreak/>
+        <w:drawing>
+          <wp:inline distT="0" distB="0" distL="0" distR="0" wp14:anchorId="785EFFC0" wp14:editId="674AB250">
+            <wp:extent cx="3175527" cy="3152775"/>
+            <wp:effectExtent l="0" t="0" r="6350" b="0"/>
+            <wp:docPr id="2143516350" name="Image 1"/>
+            <wp:cNvGraphicFramePr>
+              <a:graphicFrameLocks xmlns:a="http://schemas.openxmlformats.org/drawingml/2006/main" noChangeAspect="1"/>
+            </wp:cNvGraphicFramePr>
+            <a:graphic xmlns:a="http://schemas.openxmlformats.org/drawingml/2006/main">
+              <a:graphicData uri="http://schemas.openxmlformats.org/drawingml/2006/picture">
+                <pic:pic xmlns:pic="http://schemas.openxmlformats.org/drawingml/2006/picture">
+                  <pic:nvPicPr>
+                    <pic:cNvPr id="2143516350" name=""/>
+                    <pic:cNvPicPr/>
+                  </pic:nvPicPr>
+                  <pic:blipFill>
+                    <a:blip r:embed="rId62"/>
+                    <a:stretch>
+                      <a:fillRect/>
+                    </a:stretch>
+                  </pic:blipFill>
+                  <pic:spPr>
+                    <a:xfrm>
+                      <a:off x="0" y="0"/>
+                      <a:ext cx="3182471" cy="3159669"/>
+                    </a:xfrm>
+                    <a:prstGeom prst="rect">
+                      <a:avLst/>
+                    </a:prstGeom>
+                  </pic:spPr>
+                </pic:pic>
+              </a:graphicData>
+            </a:graphic>
+          </wp:inline>
+        </w:drawing>
+      </w:r>
+    </w:p>
+    <w:p>
+      <w:r>
+        <w:drawing>
+          <wp:inline distT="0" distB="0" distL="0" distR="0" wp14:anchorId="342CDE2D" wp14:editId="2306A2D0">
+            <wp:extent cx="4248150" cy="3050782"/>
+            <wp:effectExtent l="0" t="0" r="0" b="0"/>
+            <wp:docPr id="224631940" name="Image 1"/>
+            <wp:cNvGraphicFramePr>
+              <a:graphicFrameLocks xmlns:a="http://schemas.openxmlformats.org/drawingml/2006/main" noChangeAspect="1"/>
+            </wp:cNvGraphicFramePr>
+            <a:graphic xmlns:a="http://schemas.openxmlformats.org/drawingml/2006/main">
+              <a:graphicData uri="http://schemas.openxmlformats.org/drawingml/2006/picture">
+                <pic:pic xmlns:pic="http://schemas.openxmlformats.org/drawingml/2006/picture">
+                  <pic:nvPicPr>
+                    <pic:cNvPr id="224631940" name=""/>
+                    <pic:cNvPicPr/>
+                  </pic:nvPicPr>
+                  <pic:blipFill>
+                    <a:blip r:embed="rId63"/>
+                    <a:stretch>
+                      <a:fillRect/>
+                    </a:stretch>
+                  </pic:blipFill>
+                  <pic:spPr>
+                    <a:xfrm>
+                      <a:off x="0" y="0"/>
+                      <a:ext cx="4256556" cy="3056818"/>
+                    </a:xfrm>
+                    <a:prstGeom prst="rect">
+                      <a:avLst/>
+                    </a:prstGeom>
+                  </pic:spPr>
+                </pic:pic>
+              </a:graphicData>
+            </a:graphic>
+          </wp:inline>
+        </w:drawing>
+      </w:r>
+    </w:p>
+    <w:p/>
+    <w:p>
+      <w:r>
+        <w:t>Réflexion :</w:t>
+      </w:r>
+    </w:p>
+    <w:p>
+      <w:pPr>
+        <w:pStyle w:val="Paragraphedeliste"/>
+        <w:numPr>
+          <w:ilvl w:val="0"/>
+          <w:numId w:val="2"/>
+        </w:numPr>
+      </w:pPr>
+      <w:r>
+        <w:t>[class] permet de charger une classe de style conditionnellement selon une évaluation booléenne donc soit un style soit l’autre. [ngClass] permet de charger plusieurs classes conditionnellement en même temps donc plusieurs style possibles conditionnellement.</w:t>
+      </w:r>
+      <w:r>
+        <w:br/>
+        <w:t>ngClass est plus utile dans les cas où plusieurs évaluations booléenne peuvent changer le style alors que class est plus utile dans le cas d’un bouton qui est soit cliquable ou non cliquable.</w:t>
+      </w:r>
+    </w:p>
+    <w:p>
+      <w:pPr>
+        <w:pStyle w:val="Paragraphedeliste"/>
+        <w:numPr>
+          <w:ilvl w:val="0"/>
+          <w:numId w:val="2"/>
+        </w:numPr>
+      </w:pPr>
+      <w:r>
+        <w:t>Il faut d’abord générer une pipe avec `</w:t>
+      </w:r>
+      <w:r>
+        <w:t>ng generate pipe pipes/anciennete</w:t>
+      </w:r>
+      <w:r>
+        <w:t>`</w:t>
+      </w:r>
+      <w:r>
+        <w:br/>
+        <w:t>puis écrire :</w:t>
+      </w:r>
+      <w:r>
+        <w:br/>
+      </w:r>
+      <w:r>
+        <w:lastRenderedPageBreak/>
+        <w:drawing>
+          <wp:inline distT="0" distB="0" distL="0" distR="0" wp14:anchorId="2710906E" wp14:editId="0FA81469">
+            <wp:extent cx="3295650" cy="2558545"/>
+            <wp:effectExtent l="0" t="0" r="0" b="0"/>
+            <wp:docPr id="1187854234" name="Image 1"/>
+            <wp:cNvGraphicFramePr>
+              <a:graphicFrameLocks xmlns:a="http://schemas.openxmlformats.org/drawingml/2006/main" noChangeAspect="1"/>
+            </wp:cNvGraphicFramePr>
+            <a:graphic xmlns:a="http://schemas.openxmlformats.org/drawingml/2006/main">
+              <a:graphicData uri="http://schemas.openxmlformats.org/drawingml/2006/picture">
+                <pic:pic xmlns:pic="http://schemas.openxmlformats.org/drawingml/2006/picture">
+                  <pic:nvPicPr>
+                    <pic:cNvPr id="1187854234" name=""/>
+                    <pic:cNvPicPr/>
+                  </pic:nvPicPr>
+                  <pic:blipFill>
+                    <a:blip r:embed="rId64"/>
+                    <a:stretch>
+                      <a:fillRect/>
+                    </a:stretch>
+                  </pic:blipFill>
+                  <pic:spPr>
+                    <a:xfrm>
+                      <a:off x="0" y="0"/>
+                      <a:ext cx="3303517" cy="2564652"/>
+                    </a:xfrm>
+                    <a:prstGeom prst="rect">
+                      <a:avLst/>
+                    </a:prstGeom>
+                  </pic:spPr>
+                </pic:pic>
+              </a:graphicData>
+            </a:graphic>
+          </wp:inline>
+        </w:drawing>
+      </w:r>
+      <w:r>
+        <w:br/>
+        <w:t>Ensuite dans le composant qui l’utilise :</w:t>
+      </w:r>
+      <w:r>
+        <w:br/>
+      </w:r>
+      <w:r>
+        <w:drawing>
+          <wp:inline distT="0" distB="0" distL="0" distR="0" wp14:anchorId="21145485" wp14:editId="651DDAF5">
+            <wp:extent cx="3724275" cy="1813696"/>
+            <wp:effectExtent l="0" t="0" r="0" b="0"/>
+            <wp:docPr id="2036023494" name="Image 1"/>
+            <wp:cNvGraphicFramePr>
+              <a:graphicFrameLocks xmlns:a="http://schemas.openxmlformats.org/drawingml/2006/main" noChangeAspect="1"/>
+            </wp:cNvGraphicFramePr>
+            <a:graphic xmlns:a="http://schemas.openxmlformats.org/drawingml/2006/main">
+              <a:graphicData uri="http://schemas.openxmlformats.org/drawingml/2006/picture">
+                <pic:pic xmlns:pic="http://schemas.openxmlformats.org/drawingml/2006/picture">
+                  <pic:nvPicPr>
+                    <pic:cNvPr id="2036023494" name=""/>
+                    <pic:cNvPicPr/>
+                  </pic:nvPicPr>
+                  <pic:blipFill>
+                    <a:blip r:embed="rId65"/>
+                    <a:stretch>
+                      <a:fillRect/>
+                    </a:stretch>
+                  </pic:blipFill>
+                  <pic:spPr>
+                    <a:xfrm>
+                      <a:off x="0" y="0"/>
+                      <a:ext cx="3729450" cy="1816216"/>
+                    </a:xfrm>
+                    <a:prstGeom prst="rect">
+                      <a:avLst/>
+                    </a:prstGeom>
+                  </pic:spPr>
+                </pic:pic>
+              </a:graphicData>
+            </a:graphic>
+          </wp:inline>
+        </w:drawing>
+      </w:r>
+      <w:r>
+        <w:br/>
+        <w:t>et enfin dans le template html</w:t>
+      </w:r>
+      <w:r>
+        <w:br/>
+      </w:r>
+      <w:r>
+        <w:drawing>
+          <wp:inline distT="0" distB="0" distL="0" distR="0" wp14:anchorId="24E4DA82" wp14:editId="7A9F6CFD">
+            <wp:extent cx="2762636" cy="257211"/>
+            <wp:effectExtent l="0" t="0" r="0" b="9525"/>
+            <wp:docPr id="1767676658" name="Image 1"/>
+            <wp:cNvGraphicFramePr>
+              <a:graphicFrameLocks xmlns:a="http://schemas.openxmlformats.org/drawingml/2006/main" noChangeAspect="1"/>
+            </wp:cNvGraphicFramePr>
+            <a:graphic xmlns:a="http://schemas.openxmlformats.org/drawingml/2006/main">
+              <a:graphicData uri="http://schemas.openxmlformats.org/drawingml/2006/picture">
+                <pic:pic xmlns:pic="http://schemas.openxmlformats.org/drawingml/2006/picture">
+                  <pic:nvPicPr>
+                    <pic:cNvPr id="1767676658" name=""/>
+                    <pic:cNvPicPr/>
+                  </pic:nvPicPr>
+                  <pic:blipFill>
+                    <a:blip r:embed="rId66"/>
+                    <a:stretch>
+                      <a:fillRect/>
+                    </a:stretch>
+                  </pic:blipFill>
+                  <pic:spPr>
+                    <a:xfrm>
+                      <a:off x="0" y="0"/>
+                      <a:ext cx="2762636" cy="257211"/>
+                    </a:xfrm>
+                    <a:prstGeom prst="rect">
+                      <a:avLst/>
+                    </a:prstGeom>
+                  </pic:spPr>
+                </pic:pic>
+              </a:graphicData>
+            </a:graphic>
+          </wp:inline>
+        </w:drawing>
       </w:r>
     </w:p>
     <w:sectPr>
